--- a/dict.docx
+++ b/dict.docx
@@ -12,8 +12,9 @@
       <w:r>
         <w:rPr>
           <w:sz w:val="48"/>
-        </w:rPr>
-        <w:t>My Dictionary</w:t>
+          <w:rFonts w:ascii="Georgia" w:cs="Georgia" w:eastAsia="Georgia" w:hAnsi="Georgia"/>
+        </w:rPr>
+        <w:t xml:space="preserve">My Dictionary</w:t>
       </w:r>
     </w:p>
     <w:p>
@@ -24,8 +25,10 @@
         <w:rPr/>
       </w:pPr>
       <w:r>
-        <w:rPr/>
-        <w:t>first subtitle</w:t>
+        <w:rPr>
+          <w:rFonts w:ascii="Georgia" w:cs="Georgia" w:eastAsia="Georgia" w:hAnsi="Georgia"/>
+        </w:rPr>
+        <w:t xml:space="preserve">first subtitle</w:t>
       </w:r>
     </w:p>
     <w:p>
@@ -36,8 +39,10 @@
         <w:rPr/>
       </w:pPr>
       <w:r>
-        <w:rPr/>
-        <w:t>First Stroke: 01/06/2025</w:t>
+        <w:rPr>
+          <w:rFonts w:ascii="Georgia" w:cs="Georgia" w:eastAsia="Georgia" w:hAnsi="Georgia"/>
+        </w:rPr>
+        <w:t xml:space="preserve">First Stroke: 01/06/2025</w:t>
       </w:r>
     </w:p>
     <w:p>
@@ -48,8 +53,10 @@
         <w:rPr/>
       </w:pPr>
       <w:r>
-        <w:rPr/>
-        <w:t>subtitle the second</w:t>
+        <w:rPr>
+          <w:rFonts w:ascii="Georgia" w:cs="Georgia" w:eastAsia="Georgia" w:hAnsi="Georgia"/>
+        </w:rPr>
+        <w:t xml:space="preserve">subtitle the second</w:t>
       </w:r>
     </w:p>
     <w:p>
@@ -110,44 +117,49 @@
           <w:sz w:val="22"/>
           <w:i/>
           <w:iCs/>
-        </w:rPr>
-        <w:t>etym.</w:t>
-      </w:r>
-      <w:r>
-        <w:rPr>
-          <w:sz w:val="22"/>
-        </w:rPr>
-        <w:t>:</w:t>
-      </w:r>
-      <w:r>
-        <w:rPr>
-          <w:sz w:val="22"/>
-        </w:rPr>
-        <w:t xml:space="preserve"> </w:t>
-      </w:r>
-      <w:r>
-        <w:rPr>
-          <w:sz w:val="22"/>
-        </w:rPr>
-        <w:t>aeri</w:t>
-      </w:r>
-      <w:r>
-        <w:rPr>
-          <w:sz w:val="22"/>
-        </w:rPr>
-        <w:t>,</w:t>
-      </w:r>
-      <w:r>
-        <w:rPr>
-          <w:sz w:val="22"/>
-        </w:rPr>
-        <w:t xml:space="preserve"> </w:t>
-      </w:r>
-      <w:r>
-        <w:rPr>
-          <w:sz w:val="22"/>
-        </w:rPr>
-        <w:t>form</w:t>
+          <w:rFonts w:ascii="Georgia" w:cs="Georgia" w:eastAsia="Georgia" w:hAnsi="Georgia"/>
+        </w:rPr>
+        <w:t xml:space="preserve">etym.</w:t>
+      </w:r>
+      <w:r>
+        <w:rPr>
+          <w:sz w:val="22"/>
+          <w:rFonts w:ascii="Georgia" w:cs="Georgia" w:eastAsia="Georgia" w:hAnsi="Georgia"/>
+        </w:rPr>
+        <w:t xml:space="preserve">:</w:t>
+      </w:r>
+      <w:r>
+        <w:rPr>
+          <w:sz w:val="22"/>
+        </w:rPr>
+        <w:t xml:space="preserve"> </w:t>
+      </w:r>
+      <w:r>
+        <w:rPr>
+          <w:sz w:val="22"/>
+          <w:rFonts w:ascii="Georgia" w:cs="Georgia" w:eastAsia="Georgia" w:hAnsi="Georgia"/>
+        </w:rPr>
+        <w:t xml:space="preserve">aeri</w:t>
+      </w:r>
+      <w:r>
+        <w:rPr>
+          <w:sz w:val="22"/>
+          <w:rFonts w:ascii="Georgia" w:cs="Georgia" w:eastAsia="Georgia" w:hAnsi="Georgia"/>
+        </w:rPr>
+        <w:t xml:space="preserve">,</w:t>
+      </w:r>
+      <w:r>
+        <w:rPr>
+          <w:sz w:val="22"/>
+        </w:rPr>
+        <w:t xml:space="preserve"> </w:t>
+      </w:r>
+      <w:r>
+        <w:rPr>
+          <w:sz w:val="22"/>
+          <w:rFonts w:ascii="Georgia" w:cs="Georgia" w:eastAsia="Georgia" w:hAnsi="Georgia"/>
+        </w:rPr>
+        <w:t xml:space="preserve">form</w:t>
       </w:r>
     </w:p>
     <w:p>
@@ -162,26 +174,29 @@
           <w:sz w:val="22"/>
           <w:i/>
           <w:iCs/>
-        </w:rPr>
-        <w:t>ex.</w:t>
-      </w:r>
-      <w:r>
-        <w:rPr>
-          <w:sz w:val="22"/>
-        </w:rPr>
-        <w:t>:</w:t>
-      </w:r>
-      <w:r>
-        <w:rPr>
-          <w:sz w:val="22"/>
-        </w:rPr>
-        <w:t xml:space="preserve"> </w:t>
-      </w:r>
-      <w:r>
-        <w:rPr>
-          <w:sz w:val="22"/>
-        </w:rPr>
-        <w:t>this is an example sentence containing aeriform</w:t>
+          <w:rFonts w:ascii="Georgia" w:cs="Georgia" w:eastAsia="Georgia" w:hAnsi="Georgia"/>
+        </w:rPr>
+        <w:t xml:space="preserve">ex.</w:t>
+      </w:r>
+      <w:r>
+        <w:rPr>
+          <w:sz w:val="22"/>
+          <w:rFonts w:ascii="Georgia" w:cs="Georgia" w:eastAsia="Georgia" w:hAnsi="Georgia"/>
+        </w:rPr>
+        <w:t xml:space="preserve">:</w:t>
+      </w:r>
+      <w:r>
+        <w:rPr>
+          <w:sz w:val="22"/>
+        </w:rPr>
+        <w:t xml:space="preserve"> </w:t>
+      </w:r>
+      <w:r>
+        <w:rPr>
+          <w:sz w:val="22"/>
+          <w:rFonts w:ascii="Georgia" w:cs="Georgia" w:eastAsia="Georgia" w:hAnsi="Georgia"/>
+        </w:rPr>
+        <w:t xml:space="preserve">this is an example sentence containing aeriform</w:t>
       </w:r>
     </w:p>
     <w:p>
@@ -272,62 +287,69 @@
           <w:sz w:val="22"/>
           <w:i/>
           <w:iCs/>
-        </w:rPr>
-        <w:t>etym.</w:t>
-      </w:r>
-      <w:r>
-        <w:rPr>
-          <w:sz w:val="22"/>
-        </w:rPr>
-        <w:t>:</w:t>
-      </w:r>
-      <w:r>
-        <w:rPr>
-          <w:sz w:val="22"/>
-        </w:rPr>
-        <w:t xml:space="preserve"> </w:t>
-      </w:r>
-      <w:r>
-        <w:rPr>
-          <w:sz w:val="22"/>
-        </w:rPr>
-        <w:t>di</w:t>
-      </w:r>
-      <w:r>
-        <w:rPr>
-          <w:sz w:val="22"/>
-        </w:rPr>
-        <w:t>,</w:t>
-      </w:r>
-      <w:r>
-        <w:rPr>
-          <w:sz w:val="22"/>
-        </w:rPr>
-        <w:t xml:space="preserve"> </w:t>
-      </w:r>
-      <w:r>
-        <w:rPr>
-          <w:sz w:val="22"/>
-        </w:rPr>
-        <w:t>trichotomy</w:t>
-      </w:r>
-      <w:r>
-        <w:rPr>
-          <w:sz w:val="22"/>
-        </w:rPr>
-        <w:t>,</w:t>
-      </w:r>
-      <w:r>
-        <w:rPr>
-          <w:sz w:val="22"/>
-        </w:rPr>
-        <w:t xml:space="preserve"> </w:t>
-      </w:r>
-      <w:r>
-        <w:rPr>
-          <w:sz w:val="22"/>
-        </w:rPr>
-        <w:t>-ous</w:t>
+          <w:rFonts w:ascii="Georgia" w:cs="Georgia" w:eastAsia="Georgia" w:hAnsi="Georgia"/>
+        </w:rPr>
+        <w:t xml:space="preserve">etym.</w:t>
+      </w:r>
+      <w:r>
+        <w:rPr>
+          <w:sz w:val="22"/>
+          <w:rFonts w:ascii="Georgia" w:cs="Georgia" w:eastAsia="Georgia" w:hAnsi="Georgia"/>
+        </w:rPr>
+        <w:t xml:space="preserve">:</w:t>
+      </w:r>
+      <w:r>
+        <w:rPr>
+          <w:sz w:val="22"/>
+        </w:rPr>
+        <w:t xml:space="preserve"> </w:t>
+      </w:r>
+      <w:r>
+        <w:rPr>
+          <w:sz w:val="22"/>
+          <w:rFonts w:ascii="Georgia" w:cs="Georgia" w:eastAsia="Georgia" w:hAnsi="Georgia"/>
+        </w:rPr>
+        <w:t xml:space="preserve">di</w:t>
+      </w:r>
+      <w:r>
+        <w:rPr>
+          <w:sz w:val="22"/>
+          <w:rFonts w:ascii="Georgia" w:cs="Georgia" w:eastAsia="Georgia" w:hAnsi="Georgia"/>
+        </w:rPr>
+        <w:t xml:space="preserve">,</w:t>
+      </w:r>
+      <w:r>
+        <w:rPr>
+          <w:sz w:val="22"/>
+        </w:rPr>
+        <w:t xml:space="preserve"> </w:t>
+      </w:r>
+      <w:r>
+        <w:rPr>
+          <w:sz w:val="22"/>
+          <w:rFonts w:ascii="Georgia" w:cs="Georgia" w:eastAsia="Georgia" w:hAnsi="Georgia"/>
+        </w:rPr>
+        <w:t xml:space="preserve">trichotomy</w:t>
+      </w:r>
+      <w:r>
+        <w:rPr>
+          <w:sz w:val="22"/>
+          <w:rFonts w:ascii="Georgia" w:cs="Georgia" w:eastAsia="Georgia" w:hAnsi="Georgia"/>
+        </w:rPr>
+        <w:t xml:space="preserve">,</w:t>
+      </w:r>
+      <w:r>
+        <w:rPr>
+          <w:sz w:val="22"/>
+        </w:rPr>
+        <w:t xml:space="preserve"> </w:t>
+      </w:r>
+      <w:r>
+        <w:rPr>
+          <w:sz w:val="22"/>
+          <w:rFonts w:ascii="Georgia" w:cs="Georgia" w:eastAsia="Georgia" w:hAnsi="Georgia"/>
+        </w:rPr>
+        <w:t xml:space="preserve">-ous</w:t>
       </w:r>
     </w:p>
     <w:p>
@@ -418,44 +440,49 @@
           <w:sz w:val="22"/>
           <w:i/>
           <w:iCs/>
-        </w:rPr>
-        <w:t>etym.</w:t>
-      </w:r>
-      <w:r>
-        <w:rPr>
-          <w:sz w:val="22"/>
-        </w:rPr>
-        <w:t>:</w:t>
-      </w:r>
-      <w:r>
-        <w:rPr>
-          <w:sz w:val="22"/>
-        </w:rPr>
-        <w:t xml:space="preserve"> </w:t>
-      </w:r>
-      <w:r>
-        <w:rPr>
-          <w:sz w:val="22"/>
-        </w:rPr>
-        <w:t>nominal</w:t>
-      </w:r>
-      <w:r>
-        <w:rPr>
-          <w:sz w:val="22"/>
-        </w:rPr>
-        <w:t>,</w:t>
-      </w:r>
-      <w:r>
-        <w:rPr>
-          <w:sz w:val="22"/>
-        </w:rPr>
-        <w:t xml:space="preserve"> </w:t>
-      </w:r>
-      <w:r>
-        <w:rPr>
-          <w:sz w:val="22"/>
-        </w:rPr>
-        <w:t>-ism</w:t>
+          <w:rFonts w:ascii="Georgia" w:cs="Georgia" w:eastAsia="Georgia" w:hAnsi="Georgia"/>
+        </w:rPr>
+        <w:t xml:space="preserve">etym.</w:t>
+      </w:r>
+      <w:r>
+        <w:rPr>
+          <w:sz w:val="22"/>
+          <w:rFonts w:ascii="Georgia" w:cs="Georgia" w:eastAsia="Georgia" w:hAnsi="Georgia"/>
+        </w:rPr>
+        <w:t xml:space="preserve">:</w:t>
+      </w:r>
+      <w:r>
+        <w:rPr>
+          <w:sz w:val="22"/>
+        </w:rPr>
+        <w:t xml:space="preserve"> </w:t>
+      </w:r>
+      <w:r>
+        <w:rPr>
+          <w:sz w:val="22"/>
+          <w:rFonts w:ascii="Georgia" w:cs="Georgia" w:eastAsia="Georgia" w:hAnsi="Georgia"/>
+        </w:rPr>
+        <w:t xml:space="preserve">nominal</w:t>
+      </w:r>
+      <w:r>
+        <w:rPr>
+          <w:sz w:val="22"/>
+          <w:rFonts w:ascii="Georgia" w:cs="Georgia" w:eastAsia="Georgia" w:hAnsi="Georgia"/>
+        </w:rPr>
+        <w:t xml:space="preserve">,</w:t>
+      </w:r>
+      <w:r>
+        <w:rPr>
+          <w:sz w:val="22"/>
+        </w:rPr>
+        <w:t xml:space="preserve"> </w:t>
+      </w:r>
+      <w:r>
+        <w:rPr>
+          <w:sz w:val="22"/>
+          <w:rFonts w:ascii="Georgia" w:cs="Georgia" w:eastAsia="Georgia" w:hAnsi="Georgia"/>
+        </w:rPr>
+        <w:t xml:space="preserve">-ism</w:t>
       </w:r>
     </w:p>
     <w:p>
@@ -508,62 +535,69 @@
           <w:sz w:val="22"/>
           <w:i/>
           <w:iCs/>
-        </w:rPr>
-        <w:t>etym.</w:t>
-      </w:r>
-      <w:r>
-        <w:rPr>
-          <w:sz w:val="22"/>
-        </w:rPr>
-        <w:t>:</w:t>
-      </w:r>
-      <w:r>
-        <w:rPr>
-          <w:sz w:val="22"/>
-        </w:rPr>
-        <w:t xml:space="preserve"> </w:t>
-      </w:r>
-      <w:r>
-        <w:rPr>
-          <w:sz w:val="22"/>
-        </w:rPr>
-        <w:t>word</w:t>
-      </w:r>
-      <w:r>
-        <w:rPr>
-          <w:sz w:val="22"/>
-        </w:rPr>
-        <w:t>,</w:t>
-      </w:r>
-      <w:r>
-        <w:rPr>
-          <w:sz w:val="22"/>
-        </w:rPr>
-        <w:t xml:space="preserve"> </w:t>
-      </w:r>
-      <w:r>
-        <w:rPr>
-          <w:sz w:val="22"/>
-        </w:rPr>
-        <w:t>1</w:t>
-      </w:r>
-      <w:r>
-        <w:rPr>
-          <w:sz w:val="22"/>
-        </w:rPr>
-        <w:t>,</w:t>
-      </w:r>
-      <w:r>
-        <w:rPr>
-          <w:sz w:val="22"/>
-        </w:rPr>
-        <w:t xml:space="preserve"> </w:t>
-      </w:r>
-      <w:r>
-        <w:rPr>
-          <w:sz w:val="22"/>
-        </w:rPr>
-        <w:t>bonus</w:t>
+          <w:rFonts w:ascii="Georgia" w:cs="Georgia" w:eastAsia="Georgia" w:hAnsi="Georgia"/>
+        </w:rPr>
+        <w:t xml:space="preserve">etym.</w:t>
+      </w:r>
+      <w:r>
+        <w:rPr>
+          <w:sz w:val="22"/>
+          <w:rFonts w:ascii="Georgia" w:cs="Georgia" w:eastAsia="Georgia" w:hAnsi="Georgia"/>
+        </w:rPr>
+        <w:t xml:space="preserve">:</w:t>
+      </w:r>
+      <w:r>
+        <w:rPr>
+          <w:sz w:val="22"/>
+        </w:rPr>
+        <w:t xml:space="preserve"> </w:t>
+      </w:r>
+      <w:r>
+        <w:rPr>
+          <w:sz w:val="22"/>
+          <w:rFonts w:ascii="Georgia" w:cs="Georgia" w:eastAsia="Georgia" w:hAnsi="Georgia"/>
+        </w:rPr>
+        <w:t xml:space="preserve">word</w:t>
+      </w:r>
+      <w:r>
+        <w:rPr>
+          <w:sz w:val="22"/>
+          <w:rFonts w:ascii="Georgia" w:cs="Georgia" w:eastAsia="Georgia" w:hAnsi="Georgia"/>
+        </w:rPr>
+        <w:t xml:space="preserve">,</w:t>
+      </w:r>
+      <w:r>
+        <w:rPr>
+          <w:sz w:val="22"/>
+        </w:rPr>
+        <w:t xml:space="preserve"> </w:t>
+      </w:r>
+      <w:r>
+        <w:rPr>
+          <w:sz w:val="22"/>
+          <w:rFonts w:ascii="Georgia" w:cs="Georgia" w:eastAsia="Georgia" w:hAnsi="Georgia"/>
+        </w:rPr>
+        <w:t xml:space="preserve">1</w:t>
+      </w:r>
+      <w:r>
+        <w:rPr>
+          <w:sz w:val="22"/>
+          <w:rFonts w:ascii="Georgia" w:cs="Georgia" w:eastAsia="Georgia" w:hAnsi="Georgia"/>
+        </w:rPr>
+        <w:t xml:space="preserve">,</w:t>
+      </w:r>
+      <w:r>
+        <w:rPr>
+          <w:sz w:val="22"/>
+        </w:rPr>
+        <w:t xml:space="preserve"> </w:t>
+      </w:r>
+      <w:r>
+        <w:rPr>
+          <w:sz w:val="22"/>
+          <w:rFonts w:ascii="Georgia" w:cs="Georgia" w:eastAsia="Georgia" w:hAnsi="Georgia"/>
+        </w:rPr>
+        <w:t xml:space="preserve">bonus</w:t>
       </w:r>
     </w:p>
     <w:p>
@@ -578,44 +612,49 @@
           <w:sz w:val="22"/>
           <w:i/>
           <w:iCs/>
-        </w:rPr>
-        <w:t>ex.</w:t>
-      </w:r>
-      <w:r>
-        <w:rPr>
-          <w:sz w:val="22"/>
-        </w:rPr>
-        <w:t>:</w:t>
-      </w:r>
-      <w:r>
-        <w:rPr>
-          <w:sz w:val="22"/>
-        </w:rPr>
-        <w:t xml:space="preserve"> </w:t>
-      </w:r>
-      <w:r>
-        <w:rPr>
-          <w:sz w:val="22"/>
-        </w:rPr>
-        <w:t>this is an example sentence containing word1</w:t>
-      </w:r>
-      <w:r>
-        <w:rPr>
-          <w:sz w:val="22"/>
-        </w:rPr>
-        <w:t>,</w:t>
-      </w:r>
-      <w:r>
-        <w:rPr>
-          <w:sz w:val="22"/>
-        </w:rPr>
-        <w:t xml:space="preserve"> </w:t>
-      </w:r>
-      <w:r>
-        <w:rPr>
-          <w:sz w:val="22"/>
-        </w:rPr>
-        <w:t>this is another example sentence, yay.</w:t>
+          <w:rFonts w:ascii="Georgia" w:cs="Georgia" w:eastAsia="Georgia" w:hAnsi="Georgia"/>
+        </w:rPr>
+        <w:t xml:space="preserve">ex.</w:t>
+      </w:r>
+      <w:r>
+        <w:rPr>
+          <w:sz w:val="22"/>
+          <w:rFonts w:ascii="Georgia" w:cs="Georgia" w:eastAsia="Georgia" w:hAnsi="Georgia"/>
+        </w:rPr>
+        <w:t xml:space="preserve">:</w:t>
+      </w:r>
+      <w:r>
+        <w:rPr>
+          <w:sz w:val="22"/>
+        </w:rPr>
+        <w:t xml:space="preserve"> </w:t>
+      </w:r>
+      <w:r>
+        <w:rPr>
+          <w:sz w:val="22"/>
+          <w:rFonts w:ascii="Georgia" w:cs="Georgia" w:eastAsia="Georgia" w:hAnsi="Georgia"/>
+        </w:rPr>
+        <w:t xml:space="preserve">this is an example sentence containing word1</w:t>
+      </w:r>
+      <w:r>
+        <w:rPr>
+          <w:sz w:val="22"/>
+          <w:rFonts w:ascii="Georgia" w:cs="Georgia" w:eastAsia="Georgia" w:hAnsi="Georgia"/>
+        </w:rPr>
+        <w:t xml:space="preserve">,</w:t>
+      </w:r>
+      <w:r>
+        <w:rPr>
+          <w:sz w:val="22"/>
+        </w:rPr>
+        <w:t xml:space="preserve"> </w:t>
+      </w:r>
+      <w:r>
+        <w:rPr>
+          <w:sz w:val="22"/>
+          <w:rFonts w:ascii="Georgia" w:cs="Georgia" w:eastAsia="Georgia" w:hAnsi="Georgia"/>
+        </w:rPr>
+        <w:t xml:space="preserve">this is another example sentence, yay.</w:t>
       </w:r>
     </w:p>
     <w:p>
@@ -744,44 +783,49 @@
           <w:sz w:val="22"/>
           <w:i/>
           <w:iCs/>
-        </w:rPr>
-        <w:t>etym.</w:t>
-      </w:r>
-      <w:r>
-        <w:rPr>
-          <w:sz w:val="22"/>
-        </w:rPr>
-        <w:t>:</w:t>
-      </w:r>
-      <w:r>
-        <w:rPr>
-          <w:sz w:val="22"/>
-        </w:rPr>
-        <w:t xml:space="preserve"> </w:t>
-      </w:r>
-      <w:r>
-        <w:rPr>
-          <w:sz w:val="22"/>
-        </w:rPr>
-        <w:t>symbol (en)</w:t>
-      </w:r>
-      <w:r>
-        <w:rPr>
-          <w:sz w:val="22"/>
-        </w:rPr>
-        <w:t>,</w:t>
-      </w:r>
-      <w:r>
-        <w:rPr>
-          <w:sz w:val="22"/>
-        </w:rPr>
-        <w:t xml:space="preserve"> </w:t>
-      </w:r>
-      <w:r>
-        <w:rPr>
-          <w:sz w:val="22"/>
-        </w:rPr>
-        <w:t>-ology (idk)</w:t>
+          <w:rFonts w:ascii="Georgia" w:cs="Georgia" w:eastAsia="Georgia" w:hAnsi="Georgia"/>
+        </w:rPr>
+        <w:t xml:space="preserve">etym.</w:t>
+      </w:r>
+      <w:r>
+        <w:rPr>
+          <w:sz w:val="22"/>
+          <w:rFonts w:ascii="Georgia" w:cs="Georgia" w:eastAsia="Georgia" w:hAnsi="Georgia"/>
+        </w:rPr>
+        <w:t xml:space="preserve">:</w:t>
+      </w:r>
+      <w:r>
+        <w:rPr>
+          <w:sz w:val="22"/>
+        </w:rPr>
+        <w:t xml:space="preserve"> </w:t>
+      </w:r>
+      <w:r>
+        <w:rPr>
+          <w:sz w:val="22"/>
+          <w:rFonts w:ascii="Georgia" w:cs="Georgia" w:eastAsia="Georgia" w:hAnsi="Georgia"/>
+        </w:rPr>
+        <w:t xml:space="preserve">symbol (en)</w:t>
+      </w:r>
+      <w:r>
+        <w:rPr>
+          <w:sz w:val="22"/>
+          <w:rFonts w:ascii="Georgia" w:cs="Georgia" w:eastAsia="Georgia" w:hAnsi="Georgia"/>
+        </w:rPr>
+        <w:t xml:space="preserve">,</w:t>
+      </w:r>
+      <w:r>
+        <w:rPr>
+          <w:sz w:val="22"/>
+        </w:rPr>
+        <w:t xml:space="preserve"> </w:t>
+      </w:r>
+      <w:r>
+        <w:rPr>
+          <w:sz w:val="22"/>
+          <w:rFonts w:ascii="Georgia" w:cs="Georgia" w:eastAsia="Georgia" w:hAnsi="Georgia"/>
+        </w:rPr>
+        <w:t xml:space="preserve">-ology (idk)</w:t>
       </w:r>
     </w:p>
     <w:p>
@@ -834,26 +878,29 @@
           <w:sz w:val="22"/>
           <w:i/>
           <w:iCs/>
-        </w:rPr>
-        <w:t>etym.</w:t>
-      </w:r>
-      <w:r>
-        <w:rPr>
-          <w:sz w:val="22"/>
-        </w:rPr>
-        <w:t>:</w:t>
-      </w:r>
-      <w:r>
-        <w:rPr>
-          <w:sz w:val="22"/>
-        </w:rPr>
-        <w:t xml:space="preserve"> </w:t>
-      </w:r>
-      <w:r>
-        <w:rPr>
-          <w:sz w:val="22"/>
-        </w:rPr>
-        <w:t>single etymology entry</w:t>
+          <w:rFonts w:ascii="Georgia" w:cs="Georgia" w:eastAsia="Georgia" w:hAnsi="Georgia"/>
+        </w:rPr>
+        <w:t xml:space="preserve">etym.</w:t>
+      </w:r>
+      <w:r>
+        <w:rPr>
+          <w:sz w:val="22"/>
+          <w:rFonts w:ascii="Georgia" w:cs="Georgia" w:eastAsia="Georgia" w:hAnsi="Georgia"/>
+        </w:rPr>
+        <w:t xml:space="preserve">:</w:t>
+      </w:r>
+      <w:r>
+        <w:rPr>
+          <w:sz w:val="22"/>
+        </w:rPr>
+        <w:t xml:space="preserve"> </w:t>
+      </w:r>
+      <w:r>
+        <w:rPr>
+          <w:sz w:val="22"/>
+          <w:rFonts w:ascii="Georgia" w:cs="Georgia" w:eastAsia="Georgia" w:hAnsi="Georgia"/>
+        </w:rPr>
+        <w:t xml:space="preserve">single etymology entry</w:t>
       </w:r>
     </w:p>
     <w:p>
@@ -868,26 +915,29 @@
           <w:sz w:val="22"/>
           <w:i/>
           <w:iCs/>
-        </w:rPr>
-        <w:t>ex.</w:t>
-      </w:r>
-      <w:r>
-        <w:rPr>
-          <w:sz w:val="22"/>
-        </w:rPr>
-        <w:t>:</w:t>
-      </w:r>
-      <w:r>
-        <w:rPr>
-          <w:sz w:val="22"/>
-        </w:rPr>
-        <w:t xml:space="preserve"> </w:t>
-      </w:r>
-      <w:r>
-        <w:rPr>
-          <w:sz w:val="22"/>
-        </w:rPr>
-        <w:t>single example sentence</w:t>
+          <w:rFonts w:ascii="Georgia" w:cs="Georgia" w:eastAsia="Georgia" w:hAnsi="Georgia"/>
+        </w:rPr>
+        <w:t xml:space="preserve">ex.</w:t>
+      </w:r>
+      <w:r>
+        <w:rPr>
+          <w:sz w:val="22"/>
+          <w:rFonts w:ascii="Georgia" w:cs="Georgia" w:eastAsia="Georgia" w:hAnsi="Georgia"/>
+        </w:rPr>
+        <w:t xml:space="preserve">:</w:t>
+      </w:r>
+      <w:r>
+        <w:rPr>
+          <w:sz w:val="22"/>
+        </w:rPr>
+        <w:t xml:space="preserve"> </w:t>
+      </w:r>
+      <w:r>
+        <w:rPr>
+          <w:sz w:val="22"/>
+          <w:rFonts w:ascii="Georgia" w:cs="Georgia" w:eastAsia="Georgia" w:hAnsi="Georgia"/>
+        </w:rPr>
+        <w:t xml:space="preserve">single example sentence</w:t>
       </w:r>
     </w:p>
     <w:p>
@@ -940,44 +990,49 @@
           <w:sz w:val="22"/>
           <w:i/>
           <w:iCs/>
-        </w:rPr>
-        <w:t>etym.</w:t>
-      </w:r>
-      <w:r>
-        <w:rPr>
-          <w:sz w:val="22"/>
-        </w:rPr>
-        <w:t>:</w:t>
-      </w:r>
-      <w:r>
-        <w:rPr>
-          <w:sz w:val="22"/>
-        </w:rPr>
-        <w:t xml:space="preserve"> </w:t>
-      </w:r>
-      <w:r>
-        <w:rPr>
-          <w:sz w:val="22"/>
-        </w:rPr>
-        <w:t>tessara</w:t>
-      </w:r>
-      <w:r>
-        <w:rPr>
-          <w:sz w:val="22"/>
-        </w:rPr>
-        <w:t>,</w:t>
-      </w:r>
-      <w:r>
-        <w:rPr>
-          <w:sz w:val="22"/>
-        </w:rPr>
-        <w:t xml:space="preserve"> </w:t>
-      </w:r>
-      <w:r>
-        <w:rPr>
-          <w:sz w:val="22"/>
-        </w:rPr>
-        <w:t>glot</w:t>
+          <w:rFonts w:ascii="Georgia" w:cs="Georgia" w:eastAsia="Georgia" w:hAnsi="Georgia"/>
+        </w:rPr>
+        <w:t xml:space="preserve">etym.</w:t>
+      </w:r>
+      <w:r>
+        <w:rPr>
+          <w:sz w:val="22"/>
+          <w:rFonts w:ascii="Georgia" w:cs="Georgia" w:eastAsia="Georgia" w:hAnsi="Georgia"/>
+        </w:rPr>
+        <w:t xml:space="preserve">:</w:t>
+      </w:r>
+      <w:r>
+        <w:rPr>
+          <w:sz w:val="22"/>
+        </w:rPr>
+        <w:t xml:space="preserve"> </w:t>
+      </w:r>
+      <w:r>
+        <w:rPr>
+          <w:sz w:val="22"/>
+          <w:rFonts w:ascii="Georgia" w:cs="Georgia" w:eastAsia="Georgia" w:hAnsi="Georgia"/>
+        </w:rPr>
+        <w:t xml:space="preserve">tessara</w:t>
+      </w:r>
+      <w:r>
+        <w:rPr>
+          <w:sz w:val="22"/>
+          <w:rFonts w:ascii="Georgia" w:cs="Georgia" w:eastAsia="Georgia" w:hAnsi="Georgia"/>
+        </w:rPr>
+        <w:t xml:space="preserve">,</w:t>
+      </w:r>
+      <w:r>
+        <w:rPr>
+          <w:sz w:val="22"/>
+        </w:rPr>
+        <w:t xml:space="preserve"> </w:t>
+      </w:r>
+      <w:r>
+        <w:rPr>
+          <w:sz w:val="22"/>
+          <w:rFonts w:ascii="Georgia" w:cs="Georgia" w:eastAsia="Georgia" w:hAnsi="Georgia"/>
+        </w:rPr>
+        <w:t xml:space="preserve">glot</w:t>
       </w:r>
     </w:p>
     <w:p>
@@ -992,26 +1047,29 @@
           <w:sz w:val="22"/>
           <w:i/>
           <w:iCs/>
-        </w:rPr>
-        <w:t>ex.</w:t>
-      </w:r>
-      <w:r>
-        <w:rPr>
-          <w:sz w:val="22"/>
-        </w:rPr>
-        <w:t>:</w:t>
-      </w:r>
-      <w:r>
-        <w:rPr>
-          <w:sz w:val="22"/>
-        </w:rPr>
-        <w:t xml:space="preserve"> </w:t>
-      </w:r>
-      <w:r>
-        <w:rPr>
-          <w:sz w:val="22"/>
-        </w:rPr>
-        <w:t>I heard that my friend became a tessaraglot, congratulations to them!</w:t>
+          <w:rFonts w:ascii="Georgia" w:cs="Georgia" w:eastAsia="Georgia" w:hAnsi="Georgia"/>
+        </w:rPr>
+        <w:t xml:space="preserve">ex.</w:t>
+      </w:r>
+      <w:r>
+        <w:rPr>
+          <w:sz w:val="22"/>
+          <w:rFonts w:ascii="Georgia" w:cs="Georgia" w:eastAsia="Georgia" w:hAnsi="Georgia"/>
+        </w:rPr>
+        <w:t xml:space="preserve">:</w:t>
+      </w:r>
+      <w:r>
+        <w:rPr>
+          <w:sz w:val="22"/>
+        </w:rPr>
+        <w:t xml:space="preserve"> </w:t>
+      </w:r>
+      <w:r>
+        <w:rPr>
+          <w:sz w:val="22"/>
+          <w:rFonts w:ascii="Georgia" w:cs="Georgia" w:eastAsia="Georgia" w:hAnsi="Georgia"/>
+        </w:rPr>
+        <w:t xml:space="preserve">I heard that my friend became a tessaraglot, congratulations to them!</w:t>
       </w:r>
     </w:p>
     <w:p>
@@ -1064,26 +1122,29 @@
           <w:sz w:val="22"/>
           <w:i/>
           <w:iCs/>
-        </w:rPr>
-        <w:t>ex.</w:t>
-      </w:r>
-      <w:r>
-        <w:rPr>
-          <w:sz w:val="22"/>
-        </w:rPr>
-        <w:t>:</w:t>
-      </w:r>
-      <w:r>
-        <w:rPr>
-          <w:sz w:val="22"/>
-        </w:rPr>
-        <w:t xml:space="preserve"> </w:t>
-      </w:r>
-      <w:r>
-        <w:rPr>
-          <w:sz w:val="22"/>
-        </w:rPr>
-        <w:t>hey, that's a really nice trunnion!</w:t>
+          <w:rFonts w:ascii="Georgia" w:cs="Georgia" w:eastAsia="Georgia" w:hAnsi="Georgia"/>
+        </w:rPr>
+        <w:t xml:space="preserve">ex.</w:t>
+      </w:r>
+      <w:r>
+        <w:rPr>
+          <w:sz w:val="22"/>
+          <w:rFonts w:ascii="Georgia" w:cs="Georgia" w:eastAsia="Georgia" w:hAnsi="Georgia"/>
+        </w:rPr>
+        <w:t xml:space="preserve">:</w:t>
+      </w:r>
+      <w:r>
+        <w:rPr>
+          <w:sz w:val="22"/>
+        </w:rPr>
+        <w:t xml:space="preserve"> </w:t>
+      </w:r>
+      <w:r>
+        <w:rPr>
+          <w:sz w:val="22"/>
+          <w:rFonts w:ascii="Georgia" w:cs="Georgia" w:eastAsia="Georgia" w:hAnsi="Georgia"/>
+        </w:rPr>
+        <w:t xml:space="preserve">hey, that's a really nice trunnion!</w:t>
       </w:r>
     </w:p>
     <w:sectPr>
